--- a/paper_sciagent_v3.docx
+++ b/paper_sciagent_v3.docx
@@ -16,7 +16,7 @@
           <w:sz w:val="20"/>
           <w:szCs w:val="20"/>
         </w:rPr>
-        <w:t xml:space="preserve">Preprint — Zenodo. DOI pendiente de asignación.</w:t>
+        <w:t xml:space="preserve">Preprint — Zenodo. DOI: 10.5281/zenodo.23285905 — https://doi.org/10.5281/zenodo.23285905.</w:t>
       </w:r>
     </w:p>
     <w:p>
